--- a/worksheets/L12_ProtocolCity_Worksheet.docx
+++ b/worksheets/L12_ProtocolCity_Worksheet.docx
@@ -522,7 +522,7 @@
                 <w:sz w:val="21"/>
                 <w:szCs w:val="21"/>
               </w:rPr>
-              <w:t xml:space="preserve">Using the letters A C C D F H H I I M M M O P P P P P P P P P P S S T T T T T T T U, identify all the network protocol acronyms.</w:t>
+              <w:t xml:space="preserve">List every acronym you already associate with the internet. Which ones do you think are rules for sending data, and which are something else?</w:t>
             </w:r>
           </w:p>
           <w:tbl>
@@ -1268,6 +1268,218 @@
               </w:tc>
             </w:tr>
           </w:tbl>
+          <w:p>
+            <w:pPr>
+              <w:keepNext/>
+              <w:spacing w:after="60" w:before="120"/>
+            </w:pPr>
+            <w:r>
+              <w:rPr>
+                <w:rFonts w:ascii="Arial" w:cs="Arial" w:eastAsia="Arial" w:hAnsi="Arial"/>
+                <w:b/>
+                <w:bCs/>
+                <w:sz w:val="21"/>
+                <w:szCs w:val="21"/>
+              </w:rPr>
+              <w:t xml:space="preserve">Why are standards needed in computing?</w:t>
+            </w:r>
+          </w:p>
+          <w:tbl>
+            <w:tblPr>
+              <w:tblW w:type="dxa" w:w="10026"/>
+              <w:tblBorders>
+                <w:top w:val="single" w:color="auto" w:sz="4"/>
+                <w:left w:val="single" w:color="auto" w:sz="4"/>
+                <w:bottom w:val="single" w:color="auto" w:sz="4"/>
+                <w:right w:val="single" w:color="auto" w:sz="4"/>
+                <w:insideH w:val="single" w:color="auto" w:sz="4"/>
+                <w:insideV w:val="single" w:color="auto" w:sz="4"/>
+              </w:tblBorders>
+            </w:tblPr>
+            <w:tblGrid>
+              <w:gridCol w:w="10026"/>
+            </w:tblGrid>
+            <w:tr>
+              <w:trPr>
+                <w:cantSplit/>
+                <w:trHeight w:val="460" w:hRule="exact"/>
+              </w:trPr>
+              <w:tc>
+                <w:tcPr>
+                  <w:tcW w:type="dxa" w:w="10026"/>
+                  <w:tcBorders>
+                    <w:top w:val="none" w:color="FFFFFF" w:sz="0"/>
+                    <w:left w:val="none" w:color="FFFFFF" w:sz="0"/>
+                    <w:bottom w:val="dotted" w:color="9AA8BC" w:sz="6"/>
+                    <w:right w:val="none" w:color="FFFFFF" w:sz="0"/>
+                  </w:tcBorders>
+                  <w:tcMar>
+                    <w:left w:type="dxa" w:w="0"/>
+                    <w:bottom w:type="dxa" w:w="20"/>
+                    <w:right w:type="dxa" w:w="0"/>
+                  </w:tcMar>
+                  <w:vAlign w:val="bottom"/>
+                </w:tcPr>
+                <w:p>
+                  <w:pPr>
+                    <w:spacing w:after="0" w:before="0"/>
+                  </w:pPr>
+                  <w:r>
+                    <w:rPr>
+                      <w:rFonts w:ascii="Arial" w:cs="Arial" w:eastAsia="Arial" w:hAnsi="Arial"/>
+                      <w:color w:val="5A6B85"/>
+                      <w:sz w:val="21"/>
+                      <w:szCs w:val="21"/>
+                    </w:rPr>
+                    <w:t xml:space="preserve"/>
+                  </w:r>
+                </w:p>
+              </w:tc>
+            </w:tr>
+            <w:tr>
+              <w:trPr>
+                <w:cantSplit/>
+                <w:trHeight w:val="460" w:hRule="exact"/>
+              </w:trPr>
+              <w:tc>
+                <w:tcPr>
+                  <w:tcW w:type="dxa" w:w="10026"/>
+                  <w:tcBorders>
+                    <w:top w:val="none" w:color="FFFFFF" w:sz="0"/>
+                    <w:left w:val="none" w:color="FFFFFF" w:sz="0"/>
+                    <w:bottom w:val="dotted" w:color="9AA8BC" w:sz="6"/>
+                    <w:right w:val="none" w:color="FFFFFF" w:sz="0"/>
+                  </w:tcBorders>
+                  <w:tcMar>
+                    <w:left w:type="dxa" w:w="0"/>
+                    <w:bottom w:type="dxa" w:w="20"/>
+                    <w:right w:type="dxa" w:w="0"/>
+                  </w:tcMar>
+                  <w:vAlign w:val="bottom"/>
+                </w:tcPr>
+                <w:p>
+                  <w:pPr>
+                    <w:spacing w:after="0" w:before="0"/>
+                  </w:pPr>
+                  <w:r>
+                    <w:rPr>
+                      <w:rFonts w:ascii="Arial" w:cs="Arial" w:eastAsia="Arial" w:hAnsi="Arial"/>
+                      <w:color w:val="5A6B85"/>
+                      <w:sz w:val="21"/>
+                      <w:szCs w:val="21"/>
+                    </w:rPr>
+                    <w:t xml:space="preserve"/>
+                  </w:r>
+                </w:p>
+              </w:tc>
+            </w:tr>
+          </w:tbl>
+          <w:p>
+            <w:pPr>
+              <w:keepNext/>
+              <w:spacing w:after="60" w:before="120"/>
+            </w:pPr>
+            <w:r>
+              <w:rPr>
+                <w:rFonts w:ascii="Arial" w:cs="Arial" w:eastAsia="Arial" w:hAnsi="Arial"/>
+                <w:b/>
+                <w:bCs/>
+                <w:sz w:val="21"/>
+                <w:szCs w:val="21"/>
+              </w:rPr>
+              <w:t xml:space="preserve">Which of these is a standard?</w:t>
+            </w:r>
+          </w:p>
+          <w:tbl>
+            <w:tblPr>
+              <w:tblW w:type="dxa" w:w="10026"/>
+              <w:tblBorders>
+                <w:top w:val="single" w:color="auto" w:sz="4"/>
+                <w:left w:val="single" w:color="auto" w:sz="4"/>
+                <w:bottom w:val="single" w:color="auto" w:sz="4"/>
+                <w:right w:val="single" w:color="auto" w:sz="4"/>
+                <w:insideH w:val="single" w:color="auto" w:sz="4"/>
+                <w:insideV w:val="single" w:color="auto" w:sz="4"/>
+              </w:tblBorders>
+            </w:tblPr>
+            <w:tblGrid>
+              <w:gridCol w:w="10026"/>
+            </w:tblGrid>
+            <w:tr>
+              <w:trPr>
+                <w:cantSplit/>
+                <w:trHeight w:val="460" w:hRule="exact"/>
+              </w:trPr>
+              <w:tc>
+                <w:tcPr>
+                  <w:tcW w:type="dxa" w:w="10026"/>
+                  <w:tcBorders>
+                    <w:top w:val="none" w:color="FFFFFF" w:sz="0"/>
+                    <w:left w:val="none" w:color="FFFFFF" w:sz="0"/>
+                    <w:bottom w:val="dotted" w:color="9AA8BC" w:sz="6"/>
+                    <w:right w:val="none" w:color="FFFFFF" w:sz="0"/>
+                  </w:tcBorders>
+                  <w:tcMar>
+                    <w:left w:type="dxa" w:w="0"/>
+                    <w:bottom w:type="dxa" w:w="20"/>
+                    <w:right w:type="dxa" w:w="0"/>
+                  </w:tcMar>
+                  <w:vAlign w:val="bottom"/>
+                </w:tcPr>
+                <w:p>
+                  <w:pPr>
+                    <w:spacing w:after="0" w:before="0"/>
+                  </w:pPr>
+                  <w:r>
+                    <w:rPr>
+                      <w:rFonts w:ascii="Arial" w:cs="Arial" w:eastAsia="Arial" w:hAnsi="Arial"/>
+                      <w:color w:val="5A6B85"/>
+                      <w:sz w:val="21"/>
+                      <w:szCs w:val="21"/>
+                    </w:rPr>
+                    <w:t xml:space="preserve"/>
+                  </w:r>
+                </w:p>
+              </w:tc>
+            </w:tr>
+            <w:tr>
+              <w:trPr>
+                <w:cantSplit/>
+                <w:trHeight w:val="460" w:hRule="exact"/>
+              </w:trPr>
+              <w:tc>
+                <w:tcPr>
+                  <w:tcW w:type="dxa" w:w="10026"/>
+                  <w:tcBorders>
+                    <w:top w:val="none" w:color="FFFFFF" w:sz="0"/>
+                    <w:left w:val="none" w:color="FFFFFF" w:sz="0"/>
+                    <w:bottom w:val="dotted" w:color="9AA8BC" w:sz="6"/>
+                    <w:right w:val="none" w:color="FFFFFF" w:sz="0"/>
+                  </w:tcBorders>
+                  <w:tcMar>
+                    <w:left w:type="dxa" w:w="0"/>
+                    <w:bottom w:type="dxa" w:w="20"/>
+                    <w:right w:type="dxa" w:w="0"/>
+                  </w:tcMar>
+                  <w:vAlign w:val="bottom"/>
+                </w:tcPr>
+                <w:p>
+                  <w:pPr>
+                    <w:spacing w:after="0" w:before="0"/>
+                  </w:pPr>
+                  <w:r>
+                    <w:rPr>
+                      <w:rFonts w:ascii="Arial" w:cs="Arial" w:eastAsia="Arial" w:hAnsi="Arial"/>
+                      <w:color w:val="5A6B85"/>
+                      <w:sz w:val="21"/>
+                      <w:szCs w:val="21"/>
+                    </w:rPr>
+                    <w:t xml:space="preserve"/>
+                  </w:r>
+                </w:p>
+              </w:tc>
+            </w:tr>
+          </w:tbl>
           <w:p/>
         </w:tc>
       </w:tr>
@@ -1459,6 +1671,218 @@
                 <w:szCs w:val="21"/>
               </w:rPr>
               <w:t xml:space="preserve">What is the difference between a standard and a protocol?</w:t>
+            </w:r>
+          </w:p>
+          <w:tbl>
+            <w:tblPr>
+              <w:tblW w:type="dxa" w:w="10026"/>
+              <w:tblBorders>
+                <w:top w:val="single" w:color="auto" w:sz="4"/>
+                <w:left w:val="single" w:color="auto" w:sz="4"/>
+                <w:bottom w:val="single" w:color="auto" w:sz="4"/>
+                <w:right w:val="single" w:color="auto" w:sz="4"/>
+                <w:insideH w:val="single" w:color="auto" w:sz="4"/>
+                <w:insideV w:val="single" w:color="auto" w:sz="4"/>
+              </w:tblBorders>
+            </w:tblPr>
+            <w:tblGrid>
+              <w:gridCol w:w="10026"/>
+            </w:tblGrid>
+            <w:tr>
+              <w:trPr>
+                <w:cantSplit/>
+                <w:trHeight w:val="460" w:hRule="exact"/>
+              </w:trPr>
+              <w:tc>
+                <w:tcPr>
+                  <w:tcW w:type="dxa" w:w="10026"/>
+                  <w:tcBorders>
+                    <w:top w:val="none" w:color="FFFFFF" w:sz="0"/>
+                    <w:left w:val="none" w:color="FFFFFF" w:sz="0"/>
+                    <w:bottom w:val="dotted" w:color="9AA8BC" w:sz="6"/>
+                    <w:right w:val="none" w:color="FFFFFF" w:sz="0"/>
+                  </w:tcBorders>
+                  <w:tcMar>
+                    <w:left w:type="dxa" w:w="0"/>
+                    <w:bottom w:type="dxa" w:w="20"/>
+                    <w:right w:type="dxa" w:w="0"/>
+                  </w:tcMar>
+                  <w:vAlign w:val="bottom"/>
+                </w:tcPr>
+                <w:p>
+                  <w:pPr>
+                    <w:spacing w:after="0" w:before="0"/>
+                  </w:pPr>
+                  <w:r>
+                    <w:rPr>
+                      <w:rFonts w:ascii="Arial" w:cs="Arial" w:eastAsia="Arial" w:hAnsi="Arial"/>
+                      <w:color w:val="5A6B85"/>
+                      <w:sz w:val="21"/>
+                      <w:szCs w:val="21"/>
+                    </w:rPr>
+                    <w:t xml:space="preserve"/>
+                  </w:r>
+                </w:p>
+              </w:tc>
+            </w:tr>
+            <w:tr>
+              <w:trPr>
+                <w:cantSplit/>
+                <w:trHeight w:val="460" w:hRule="exact"/>
+              </w:trPr>
+              <w:tc>
+                <w:tcPr>
+                  <w:tcW w:type="dxa" w:w="10026"/>
+                  <w:tcBorders>
+                    <w:top w:val="none" w:color="FFFFFF" w:sz="0"/>
+                    <w:left w:val="none" w:color="FFFFFF" w:sz="0"/>
+                    <w:bottom w:val="dotted" w:color="9AA8BC" w:sz="6"/>
+                    <w:right w:val="none" w:color="FFFFFF" w:sz="0"/>
+                  </w:tcBorders>
+                  <w:tcMar>
+                    <w:left w:type="dxa" w:w="0"/>
+                    <w:bottom w:type="dxa" w:w="20"/>
+                    <w:right w:type="dxa" w:w="0"/>
+                  </w:tcMar>
+                  <w:vAlign w:val="bottom"/>
+                </w:tcPr>
+                <w:p>
+                  <w:pPr>
+                    <w:spacing w:after="0" w:before="0"/>
+                  </w:pPr>
+                  <w:r>
+                    <w:rPr>
+                      <w:rFonts w:ascii="Arial" w:cs="Arial" w:eastAsia="Arial" w:hAnsi="Arial"/>
+                      <w:color w:val="5A6B85"/>
+                      <w:sz w:val="21"/>
+                      <w:szCs w:val="21"/>
+                    </w:rPr>
+                    <w:t xml:space="preserve"/>
+                  </w:r>
+                </w:p>
+              </w:tc>
+            </w:tr>
+          </w:tbl>
+          <w:p>
+            <w:pPr>
+              <w:keepNext/>
+              <w:spacing w:after="60" w:before="120"/>
+            </w:pPr>
+            <w:r>
+              <w:rPr>
+                <w:rFonts w:ascii="Arial" w:cs="Arial" w:eastAsia="Arial" w:hAnsi="Arial"/>
+                <w:b/>
+                <w:bCs/>
+                <w:sz w:val="21"/>
+                <w:szCs w:val="21"/>
+              </w:rPr>
+              <w:t xml:space="preserve">What is a network protocol?</w:t>
+            </w:r>
+          </w:p>
+          <w:tbl>
+            <w:tblPr>
+              <w:tblW w:type="dxa" w:w="10026"/>
+              <w:tblBorders>
+                <w:top w:val="single" w:color="auto" w:sz="4"/>
+                <w:left w:val="single" w:color="auto" w:sz="4"/>
+                <w:bottom w:val="single" w:color="auto" w:sz="4"/>
+                <w:right w:val="single" w:color="auto" w:sz="4"/>
+                <w:insideH w:val="single" w:color="auto" w:sz="4"/>
+                <w:insideV w:val="single" w:color="auto" w:sz="4"/>
+              </w:tblBorders>
+            </w:tblPr>
+            <w:tblGrid>
+              <w:gridCol w:w="10026"/>
+            </w:tblGrid>
+            <w:tr>
+              <w:trPr>
+                <w:cantSplit/>
+                <w:trHeight w:val="460" w:hRule="exact"/>
+              </w:trPr>
+              <w:tc>
+                <w:tcPr>
+                  <w:tcW w:type="dxa" w:w="10026"/>
+                  <w:tcBorders>
+                    <w:top w:val="none" w:color="FFFFFF" w:sz="0"/>
+                    <w:left w:val="none" w:color="FFFFFF" w:sz="0"/>
+                    <w:bottom w:val="dotted" w:color="9AA8BC" w:sz="6"/>
+                    <w:right w:val="none" w:color="FFFFFF" w:sz="0"/>
+                  </w:tcBorders>
+                  <w:tcMar>
+                    <w:left w:type="dxa" w:w="0"/>
+                    <w:bottom w:type="dxa" w:w="20"/>
+                    <w:right w:type="dxa" w:w="0"/>
+                  </w:tcMar>
+                  <w:vAlign w:val="bottom"/>
+                </w:tcPr>
+                <w:p>
+                  <w:pPr>
+                    <w:spacing w:after="0" w:before="0"/>
+                  </w:pPr>
+                  <w:r>
+                    <w:rPr>
+                      <w:rFonts w:ascii="Arial" w:cs="Arial" w:eastAsia="Arial" w:hAnsi="Arial"/>
+                      <w:color w:val="5A6B85"/>
+                      <w:sz w:val="21"/>
+                      <w:szCs w:val="21"/>
+                    </w:rPr>
+                    <w:t xml:space="preserve"/>
+                  </w:r>
+                </w:p>
+              </w:tc>
+            </w:tr>
+            <w:tr>
+              <w:trPr>
+                <w:cantSplit/>
+                <w:trHeight w:val="460" w:hRule="exact"/>
+              </w:trPr>
+              <w:tc>
+                <w:tcPr>
+                  <w:tcW w:type="dxa" w:w="10026"/>
+                  <w:tcBorders>
+                    <w:top w:val="none" w:color="FFFFFF" w:sz="0"/>
+                    <w:left w:val="none" w:color="FFFFFF" w:sz="0"/>
+                    <w:bottom w:val="dotted" w:color="9AA8BC" w:sz="6"/>
+                    <w:right w:val="none" w:color="FFFFFF" w:sz="0"/>
+                  </w:tcBorders>
+                  <w:tcMar>
+                    <w:left w:type="dxa" w:w="0"/>
+                    <w:bottom w:type="dxa" w:w="20"/>
+                    <w:right w:type="dxa" w:w="0"/>
+                  </w:tcMar>
+                  <w:vAlign w:val="bottom"/>
+                </w:tcPr>
+                <w:p>
+                  <w:pPr>
+                    <w:spacing w:after="0" w:before="0"/>
+                  </w:pPr>
+                  <w:r>
+                    <w:rPr>
+                      <w:rFonts w:ascii="Arial" w:cs="Arial" w:eastAsia="Arial" w:hAnsi="Arial"/>
+                      <w:color w:val="5A6B85"/>
+                      <w:sz w:val="21"/>
+                      <w:szCs w:val="21"/>
+                    </w:rPr>
+                    <w:t xml:space="preserve"/>
+                  </w:r>
+                </w:p>
+              </w:tc>
+            </w:tr>
+          </w:tbl>
+          <w:p>
+            <w:pPr>
+              <w:keepNext/>
+              <w:spacing w:after="60" w:before="120"/>
+            </w:pPr>
+            <w:r>
+              <w:rPr>
+                <w:rFonts w:ascii="Arial" w:cs="Arial" w:eastAsia="Arial" w:hAnsi="Arial"/>
+                <w:b/>
+                <w:bCs/>
+                <w:sz w:val="21"/>
+                <w:szCs w:val="21"/>
+              </w:rPr>
+              <w:t xml:space="preserve">Why must both devices use the same protocol?</w:t>
             </w:r>
           </w:p>
           <w:tbl>
@@ -1834,6 +2258,218 @@
               </w:tc>
             </w:tr>
           </w:tbl>
+          <w:p>
+            <w:pPr>
+              <w:keepNext/>
+              <w:spacing w:after="60" w:before="120"/>
+            </w:pPr>
+            <w:r>
+              <w:rPr>
+                <w:rFonts w:ascii="Arial" w:cs="Arial" w:eastAsia="Arial" w:hAnsi="Arial"/>
+                <w:b/>
+                <w:bCs/>
+                <w:sz w:val="21"/>
+                <w:szCs w:val="21"/>
+              </w:rPr>
+              <w:t xml:space="preserve">What is HTTP used for?</w:t>
+            </w:r>
+          </w:p>
+          <w:tbl>
+            <w:tblPr>
+              <w:tblW w:type="dxa" w:w="10026"/>
+              <w:tblBorders>
+                <w:top w:val="single" w:color="auto" w:sz="4"/>
+                <w:left w:val="single" w:color="auto" w:sz="4"/>
+                <w:bottom w:val="single" w:color="auto" w:sz="4"/>
+                <w:right w:val="single" w:color="auto" w:sz="4"/>
+                <w:insideH w:val="single" w:color="auto" w:sz="4"/>
+                <w:insideV w:val="single" w:color="auto" w:sz="4"/>
+              </w:tblBorders>
+            </w:tblPr>
+            <w:tblGrid>
+              <w:gridCol w:w="10026"/>
+            </w:tblGrid>
+            <w:tr>
+              <w:trPr>
+                <w:cantSplit/>
+                <w:trHeight w:val="460" w:hRule="exact"/>
+              </w:trPr>
+              <w:tc>
+                <w:tcPr>
+                  <w:tcW w:type="dxa" w:w="10026"/>
+                  <w:tcBorders>
+                    <w:top w:val="none" w:color="FFFFFF" w:sz="0"/>
+                    <w:left w:val="none" w:color="FFFFFF" w:sz="0"/>
+                    <w:bottom w:val="dotted" w:color="9AA8BC" w:sz="6"/>
+                    <w:right w:val="none" w:color="FFFFFF" w:sz="0"/>
+                  </w:tcBorders>
+                  <w:tcMar>
+                    <w:left w:type="dxa" w:w="0"/>
+                    <w:bottom w:type="dxa" w:w="20"/>
+                    <w:right w:type="dxa" w:w="0"/>
+                  </w:tcMar>
+                  <w:vAlign w:val="bottom"/>
+                </w:tcPr>
+                <w:p>
+                  <w:pPr>
+                    <w:spacing w:after="0" w:before="0"/>
+                  </w:pPr>
+                  <w:r>
+                    <w:rPr>
+                      <w:rFonts w:ascii="Arial" w:cs="Arial" w:eastAsia="Arial" w:hAnsi="Arial"/>
+                      <w:color w:val="5A6B85"/>
+                      <w:sz w:val="21"/>
+                      <w:szCs w:val="21"/>
+                    </w:rPr>
+                    <w:t xml:space="preserve"/>
+                  </w:r>
+                </w:p>
+              </w:tc>
+            </w:tr>
+            <w:tr>
+              <w:trPr>
+                <w:cantSplit/>
+                <w:trHeight w:val="460" w:hRule="exact"/>
+              </w:trPr>
+              <w:tc>
+                <w:tcPr>
+                  <w:tcW w:type="dxa" w:w="10026"/>
+                  <w:tcBorders>
+                    <w:top w:val="none" w:color="FFFFFF" w:sz="0"/>
+                    <w:left w:val="none" w:color="FFFFFF" w:sz="0"/>
+                    <w:bottom w:val="dotted" w:color="9AA8BC" w:sz="6"/>
+                    <w:right w:val="none" w:color="FFFFFF" w:sz="0"/>
+                  </w:tcBorders>
+                  <w:tcMar>
+                    <w:left w:type="dxa" w:w="0"/>
+                    <w:bottom w:type="dxa" w:w="20"/>
+                    <w:right w:type="dxa" w:w="0"/>
+                  </w:tcMar>
+                  <w:vAlign w:val="bottom"/>
+                </w:tcPr>
+                <w:p>
+                  <w:pPr>
+                    <w:spacing w:after="0" w:before="0"/>
+                  </w:pPr>
+                  <w:r>
+                    <w:rPr>
+                      <w:rFonts w:ascii="Arial" w:cs="Arial" w:eastAsia="Arial" w:hAnsi="Arial"/>
+                      <w:color w:val="5A6B85"/>
+                      <w:sz w:val="21"/>
+                      <w:szCs w:val="21"/>
+                    </w:rPr>
+                    <w:t xml:space="preserve"/>
+                  </w:r>
+                </w:p>
+              </w:tc>
+            </w:tr>
+          </w:tbl>
+          <w:p>
+            <w:pPr>
+              <w:keepNext/>
+              <w:spacing w:after="60" w:before="120"/>
+            </w:pPr>
+            <w:r>
+              <w:rPr>
+                <w:rFonts w:ascii="Arial" w:cs="Arial" w:eastAsia="Arial" w:hAnsi="Arial"/>
+                <w:b/>
+                <w:bCs/>
+                <w:sz w:val="21"/>
+                <w:szCs w:val="21"/>
+              </w:rPr>
+              <w:t xml:space="preserve">What does HTTPS add to HTTP?</w:t>
+            </w:r>
+          </w:p>
+          <w:tbl>
+            <w:tblPr>
+              <w:tblW w:type="dxa" w:w="10026"/>
+              <w:tblBorders>
+                <w:top w:val="single" w:color="auto" w:sz="4"/>
+                <w:left w:val="single" w:color="auto" w:sz="4"/>
+                <w:bottom w:val="single" w:color="auto" w:sz="4"/>
+                <w:right w:val="single" w:color="auto" w:sz="4"/>
+                <w:insideH w:val="single" w:color="auto" w:sz="4"/>
+                <w:insideV w:val="single" w:color="auto" w:sz="4"/>
+              </w:tblBorders>
+            </w:tblPr>
+            <w:tblGrid>
+              <w:gridCol w:w="10026"/>
+            </w:tblGrid>
+            <w:tr>
+              <w:trPr>
+                <w:cantSplit/>
+                <w:trHeight w:val="460" w:hRule="exact"/>
+              </w:trPr>
+              <w:tc>
+                <w:tcPr>
+                  <w:tcW w:type="dxa" w:w="10026"/>
+                  <w:tcBorders>
+                    <w:top w:val="none" w:color="FFFFFF" w:sz="0"/>
+                    <w:left w:val="none" w:color="FFFFFF" w:sz="0"/>
+                    <w:bottom w:val="dotted" w:color="9AA8BC" w:sz="6"/>
+                    <w:right w:val="none" w:color="FFFFFF" w:sz="0"/>
+                  </w:tcBorders>
+                  <w:tcMar>
+                    <w:left w:type="dxa" w:w="0"/>
+                    <w:bottom w:type="dxa" w:w="20"/>
+                    <w:right w:type="dxa" w:w="0"/>
+                  </w:tcMar>
+                  <w:vAlign w:val="bottom"/>
+                </w:tcPr>
+                <w:p>
+                  <w:pPr>
+                    <w:spacing w:after="0" w:before="0"/>
+                  </w:pPr>
+                  <w:r>
+                    <w:rPr>
+                      <w:rFonts w:ascii="Arial" w:cs="Arial" w:eastAsia="Arial" w:hAnsi="Arial"/>
+                      <w:color w:val="5A6B85"/>
+                      <w:sz w:val="21"/>
+                      <w:szCs w:val="21"/>
+                    </w:rPr>
+                    <w:t xml:space="preserve"/>
+                  </w:r>
+                </w:p>
+              </w:tc>
+            </w:tr>
+            <w:tr>
+              <w:trPr>
+                <w:cantSplit/>
+                <w:trHeight w:val="460" w:hRule="exact"/>
+              </w:trPr>
+              <w:tc>
+                <w:tcPr>
+                  <w:tcW w:type="dxa" w:w="10026"/>
+                  <w:tcBorders>
+                    <w:top w:val="none" w:color="FFFFFF" w:sz="0"/>
+                    <w:left w:val="none" w:color="FFFFFF" w:sz="0"/>
+                    <w:bottom w:val="dotted" w:color="9AA8BC" w:sz="6"/>
+                    <w:right w:val="none" w:color="FFFFFF" w:sz="0"/>
+                  </w:tcBorders>
+                  <w:tcMar>
+                    <w:left w:type="dxa" w:w="0"/>
+                    <w:bottom w:type="dxa" w:w="20"/>
+                    <w:right w:type="dxa" w:w="0"/>
+                  </w:tcMar>
+                  <w:vAlign w:val="bottom"/>
+                </w:tcPr>
+                <w:p>
+                  <w:pPr>
+                    <w:spacing w:after="0" w:before="0"/>
+                  </w:pPr>
+                  <w:r>
+                    <w:rPr>
+                      <w:rFonts w:ascii="Arial" w:cs="Arial" w:eastAsia="Arial" w:hAnsi="Arial"/>
+                      <w:color w:val="5A6B85"/>
+                      <w:sz w:val="21"/>
+                      <w:szCs w:val="21"/>
+                    </w:rPr>
+                    <w:t xml:space="preserve"/>
+                  </w:r>
+                </w:p>
+              </w:tc>
+            </w:tr>
+          </w:tbl>
           <w:p/>
         </w:tc>
       </w:tr>
@@ -2025,6 +2661,112 @@
                 <w:szCs w:val="21"/>
               </w:rPr>
               <w:t xml:space="preserve">Why is IMAP better than POP if you read email on a phone and a laptop?</w:t>
+            </w:r>
+          </w:p>
+          <w:tbl>
+            <w:tblPr>
+              <w:tblW w:type="dxa" w:w="10026"/>
+              <w:tblBorders>
+                <w:top w:val="single" w:color="auto" w:sz="4"/>
+                <w:left w:val="single" w:color="auto" w:sz="4"/>
+                <w:bottom w:val="single" w:color="auto" w:sz="4"/>
+                <w:right w:val="single" w:color="auto" w:sz="4"/>
+                <w:insideH w:val="single" w:color="auto" w:sz="4"/>
+                <w:insideV w:val="single" w:color="auto" w:sz="4"/>
+              </w:tblBorders>
+            </w:tblPr>
+            <w:tblGrid>
+              <w:gridCol w:w="10026"/>
+            </w:tblGrid>
+            <w:tr>
+              <w:trPr>
+                <w:cantSplit/>
+                <w:trHeight w:val="460" w:hRule="exact"/>
+              </w:trPr>
+              <w:tc>
+                <w:tcPr>
+                  <w:tcW w:type="dxa" w:w="10026"/>
+                  <w:tcBorders>
+                    <w:top w:val="none" w:color="FFFFFF" w:sz="0"/>
+                    <w:left w:val="none" w:color="FFFFFF" w:sz="0"/>
+                    <w:bottom w:val="dotted" w:color="9AA8BC" w:sz="6"/>
+                    <w:right w:val="none" w:color="FFFFFF" w:sz="0"/>
+                  </w:tcBorders>
+                  <w:tcMar>
+                    <w:left w:type="dxa" w:w="0"/>
+                    <w:bottom w:type="dxa" w:w="20"/>
+                    <w:right w:type="dxa" w:w="0"/>
+                  </w:tcMar>
+                  <w:vAlign w:val="bottom"/>
+                </w:tcPr>
+                <w:p>
+                  <w:pPr>
+                    <w:spacing w:after="0" w:before="0"/>
+                  </w:pPr>
+                  <w:r>
+                    <w:rPr>
+                      <w:rFonts w:ascii="Arial" w:cs="Arial" w:eastAsia="Arial" w:hAnsi="Arial"/>
+                      <w:color w:val="5A6B85"/>
+                      <w:sz w:val="21"/>
+                      <w:szCs w:val="21"/>
+                    </w:rPr>
+                    <w:t xml:space="preserve"/>
+                  </w:r>
+                </w:p>
+              </w:tc>
+            </w:tr>
+            <w:tr>
+              <w:trPr>
+                <w:cantSplit/>
+                <w:trHeight w:val="460" w:hRule="exact"/>
+              </w:trPr>
+              <w:tc>
+                <w:tcPr>
+                  <w:tcW w:type="dxa" w:w="10026"/>
+                  <w:tcBorders>
+                    <w:top w:val="none" w:color="FFFFFF" w:sz="0"/>
+                    <w:left w:val="none" w:color="FFFFFF" w:sz="0"/>
+                    <w:bottom w:val="dotted" w:color="9AA8BC" w:sz="6"/>
+                    <w:right w:val="none" w:color="FFFFFF" w:sz="0"/>
+                  </w:tcBorders>
+                  <w:tcMar>
+                    <w:left w:type="dxa" w:w="0"/>
+                    <w:bottom w:type="dxa" w:w="20"/>
+                    <w:right w:type="dxa" w:w="0"/>
+                  </w:tcMar>
+                  <w:vAlign w:val="bottom"/>
+                </w:tcPr>
+                <w:p>
+                  <w:pPr>
+                    <w:spacing w:after="0" w:before="0"/>
+                  </w:pPr>
+                  <w:r>
+                    <w:rPr>
+                      <w:rFonts w:ascii="Arial" w:cs="Arial" w:eastAsia="Arial" w:hAnsi="Arial"/>
+                      <w:color w:val="5A6B85"/>
+                      <w:sz w:val="21"/>
+                      <w:szCs w:val="21"/>
+                    </w:rPr>
+                    <w:t xml:space="preserve"/>
+                  </w:r>
+                </w:p>
+              </w:tc>
+            </w:tr>
+          </w:tbl>
+          <w:p>
+            <w:pPr>
+              <w:keepNext/>
+              <w:spacing w:after="60" w:before="120"/>
+            </w:pPr>
+            <w:r>
+              <w:rPr>
+                <w:rFonts w:ascii="Arial" w:cs="Arial" w:eastAsia="Arial" w:hAnsi="Arial"/>
+                <w:b/>
+                <w:bCs/>
+                <w:sz w:val="21"/>
+                <w:szCs w:val="21"/>
+              </w:rPr>
+              <w:t xml:space="preserve">Which protocol keeps your emails in sync across your phone and laptop?</w:t>
             </w:r>
           </w:p>
           <w:tbl>
@@ -2400,6 +3142,218 @@
               </w:tc>
             </w:tr>
           </w:tbl>
+          <w:p>
+            <w:pPr>
+              <w:keepNext/>
+              <w:spacing w:after="60" w:before="120"/>
+            </w:pPr>
+            <w:r>
+              <w:rPr>
+                <w:rFonts w:ascii="Arial" w:cs="Arial" w:eastAsia="Arial" w:hAnsi="Arial"/>
+                <w:b/>
+                <w:bCs/>
+                <w:sz w:val="21"/>
+                <w:szCs w:val="21"/>
+              </w:rPr>
+              <w:t xml:space="preserve">What is FTP used for?</w:t>
+            </w:r>
+          </w:p>
+          <w:tbl>
+            <w:tblPr>
+              <w:tblW w:type="dxa" w:w="10026"/>
+              <w:tblBorders>
+                <w:top w:val="single" w:color="auto" w:sz="4"/>
+                <w:left w:val="single" w:color="auto" w:sz="4"/>
+                <w:bottom w:val="single" w:color="auto" w:sz="4"/>
+                <w:right w:val="single" w:color="auto" w:sz="4"/>
+                <w:insideH w:val="single" w:color="auto" w:sz="4"/>
+                <w:insideV w:val="single" w:color="auto" w:sz="4"/>
+              </w:tblBorders>
+            </w:tblPr>
+            <w:tblGrid>
+              <w:gridCol w:w="10026"/>
+            </w:tblGrid>
+            <w:tr>
+              <w:trPr>
+                <w:cantSplit/>
+                <w:trHeight w:val="460" w:hRule="exact"/>
+              </w:trPr>
+              <w:tc>
+                <w:tcPr>
+                  <w:tcW w:type="dxa" w:w="10026"/>
+                  <w:tcBorders>
+                    <w:top w:val="none" w:color="FFFFFF" w:sz="0"/>
+                    <w:left w:val="none" w:color="FFFFFF" w:sz="0"/>
+                    <w:bottom w:val="dotted" w:color="9AA8BC" w:sz="6"/>
+                    <w:right w:val="none" w:color="FFFFFF" w:sz="0"/>
+                  </w:tcBorders>
+                  <w:tcMar>
+                    <w:left w:type="dxa" w:w="0"/>
+                    <w:bottom w:type="dxa" w:w="20"/>
+                    <w:right w:type="dxa" w:w="0"/>
+                  </w:tcMar>
+                  <w:vAlign w:val="bottom"/>
+                </w:tcPr>
+                <w:p>
+                  <w:pPr>
+                    <w:spacing w:after="0" w:before="0"/>
+                  </w:pPr>
+                  <w:r>
+                    <w:rPr>
+                      <w:rFonts w:ascii="Arial" w:cs="Arial" w:eastAsia="Arial" w:hAnsi="Arial"/>
+                      <w:color w:val="5A6B85"/>
+                      <w:sz w:val="21"/>
+                      <w:szCs w:val="21"/>
+                    </w:rPr>
+                    <w:t xml:space="preserve"/>
+                  </w:r>
+                </w:p>
+              </w:tc>
+            </w:tr>
+            <w:tr>
+              <w:trPr>
+                <w:cantSplit/>
+                <w:trHeight w:val="460" w:hRule="exact"/>
+              </w:trPr>
+              <w:tc>
+                <w:tcPr>
+                  <w:tcW w:type="dxa" w:w="10026"/>
+                  <w:tcBorders>
+                    <w:top w:val="none" w:color="FFFFFF" w:sz="0"/>
+                    <w:left w:val="none" w:color="FFFFFF" w:sz="0"/>
+                    <w:bottom w:val="dotted" w:color="9AA8BC" w:sz="6"/>
+                    <w:right w:val="none" w:color="FFFFFF" w:sz="0"/>
+                  </w:tcBorders>
+                  <w:tcMar>
+                    <w:left w:type="dxa" w:w="0"/>
+                    <w:bottom w:type="dxa" w:w="20"/>
+                    <w:right w:type="dxa" w:w="0"/>
+                  </w:tcMar>
+                  <w:vAlign w:val="bottom"/>
+                </w:tcPr>
+                <w:p>
+                  <w:pPr>
+                    <w:spacing w:after="0" w:before="0"/>
+                  </w:pPr>
+                  <w:r>
+                    <w:rPr>
+                      <w:rFonts w:ascii="Arial" w:cs="Arial" w:eastAsia="Arial" w:hAnsi="Arial"/>
+                      <w:color w:val="5A6B85"/>
+                      <w:sz w:val="21"/>
+                      <w:szCs w:val="21"/>
+                    </w:rPr>
+                    <w:t xml:space="preserve"/>
+                  </w:r>
+                </w:p>
+              </w:tc>
+            </w:tr>
+          </w:tbl>
+          <w:p>
+            <w:pPr>
+              <w:keepNext/>
+              <w:spacing w:after="60" w:before="120"/>
+            </w:pPr>
+            <w:r>
+              <w:rPr>
+                <w:rFonts w:ascii="Arial" w:cs="Arial" w:eastAsia="Arial" w:hAnsi="Arial"/>
+                <w:b/>
+                <w:bCs/>
+                <w:sz w:val="21"/>
+                <w:szCs w:val="21"/>
+              </w:rPr>
+              <w:t xml:space="preserve">Which protocol would upload a website's files to a web server?</w:t>
+            </w:r>
+          </w:p>
+          <w:tbl>
+            <w:tblPr>
+              <w:tblW w:type="dxa" w:w="10026"/>
+              <w:tblBorders>
+                <w:top w:val="single" w:color="auto" w:sz="4"/>
+                <w:left w:val="single" w:color="auto" w:sz="4"/>
+                <w:bottom w:val="single" w:color="auto" w:sz="4"/>
+                <w:right w:val="single" w:color="auto" w:sz="4"/>
+                <w:insideH w:val="single" w:color="auto" w:sz="4"/>
+                <w:insideV w:val="single" w:color="auto" w:sz="4"/>
+              </w:tblBorders>
+            </w:tblPr>
+            <w:tblGrid>
+              <w:gridCol w:w="10026"/>
+            </w:tblGrid>
+            <w:tr>
+              <w:trPr>
+                <w:cantSplit/>
+                <w:trHeight w:val="460" w:hRule="exact"/>
+              </w:trPr>
+              <w:tc>
+                <w:tcPr>
+                  <w:tcW w:type="dxa" w:w="10026"/>
+                  <w:tcBorders>
+                    <w:top w:val="none" w:color="FFFFFF" w:sz="0"/>
+                    <w:left w:val="none" w:color="FFFFFF" w:sz="0"/>
+                    <w:bottom w:val="dotted" w:color="9AA8BC" w:sz="6"/>
+                    <w:right w:val="none" w:color="FFFFFF" w:sz="0"/>
+                  </w:tcBorders>
+                  <w:tcMar>
+                    <w:left w:type="dxa" w:w="0"/>
+                    <w:bottom w:type="dxa" w:w="20"/>
+                    <w:right w:type="dxa" w:w="0"/>
+                  </w:tcMar>
+                  <w:vAlign w:val="bottom"/>
+                </w:tcPr>
+                <w:p>
+                  <w:pPr>
+                    <w:spacing w:after="0" w:before="0"/>
+                  </w:pPr>
+                  <w:r>
+                    <w:rPr>
+                      <w:rFonts w:ascii="Arial" w:cs="Arial" w:eastAsia="Arial" w:hAnsi="Arial"/>
+                      <w:color w:val="5A6B85"/>
+                      <w:sz w:val="21"/>
+                      <w:szCs w:val="21"/>
+                    </w:rPr>
+                    <w:t xml:space="preserve"/>
+                  </w:r>
+                </w:p>
+              </w:tc>
+            </w:tr>
+            <w:tr>
+              <w:trPr>
+                <w:cantSplit/>
+                <w:trHeight w:val="460" w:hRule="exact"/>
+              </w:trPr>
+              <w:tc>
+                <w:tcPr>
+                  <w:tcW w:type="dxa" w:w="10026"/>
+                  <w:tcBorders>
+                    <w:top w:val="none" w:color="FFFFFF" w:sz="0"/>
+                    <w:left w:val="none" w:color="FFFFFF" w:sz="0"/>
+                    <w:bottom w:val="dotted" w:color="9AA8BC" w:sz="6"/>
+                    <w:right w:val="none" w:color="FFFFFF" w:sz="0"/>
+                  </w:tcBorders>
+                  <w:tcMar>
+                    <w:left w:type="dxa" w:w="0"/>
+                    <w:bottom w:type="dxa" w:w="20"/>
+                    <w:right w:type="dxa" w:w="0"/>
+                  </w:tcMar>
+                  <w:vAlign w:val="bottom"/>
+                </w:tcPr>
+                <w:p>
+                  <w:pPr>
+                    <w:spacing w:after="0" w:before="0"/>
+                  </w:pPr>
+                  <w:r>
+                    <w:rPr>
+                      <w:rFonts w:ascii="Arial" w:cs="Arial" w:eastAsia="Arial" w:hAnsi="Arial"/>
+                      <w:color w:val="5A6B85"/>
+                      <w:sz w:val="21"/>
+                      <w:szCs w:val="21"/>
+                    </w:rPr>
+                    <w:t xml:space="preserve"/>
+                  </w:r>
+                </w:p>
+              </w:tc>
+            </w:tr>
+          </w:tbl>
           <w:p/>
         </w:tc>
       </w:tr>
@@ -2591,6 +3545,218 @@
                 <w:szCs w:val="21"/>
               </w:rPr>
               <w:t xml:space="preserve">What would happen to a web page if some packets went missing and nothing checked?</w:t>
+            </w:r>
+          </w:p>
+          <w:tbl>
+            <w:tblPr>
+              <w:tblW w:type="dxa" w:w="10026"/>
+              <w:tblBorders>
+                <w:top w:val="single" w:color="auto" w:sz="4"/>
+                <w:left w:val="single" w:color="auto" w:sz="4"/>
+                <w:bottom w:val="single" w:color="auto" w:sz="4"/>
+                <w:right w:val="single" w:color="auto" w:sz="4"/>
+                <w:insideH w:val="single" w:color="auto" w:sz="4"/>
+                <w:insideV w:val="single" w:color="auto" w:sz="4"/>
+              </w:tblBorders>
+            </w:tblPr>
+            <w:tblGrid>
+              <w:gridCol w:w="10026"/>
+            </w:tblGrid>
+            <w:tr>
+              <w:trPr>
+                <w:cantSplit/>
+                <w:trHeight w:val="460" w:hRule="exact"/>
+              </w:trPr>
+              <w:tc>
+                <w:tcPr>
+                  <w:tcW w:type="dxa" w:w="10026"/>
+                  <w:tcBorders>
+                    <w:top w:val="none" w:color="FFFFFF" w:sz="0"/>
+                    <w:left w:val="none" w:color="FFFFFF" w:sz="0"/>
+                    <w:bottom w:val="dotted" w:color="9AA8BC" w:sz="6"/>
+                    <w:right w:val="none" w:color="FFFFFF" w:sz="0"/>
+                  </w:tcBorders>
+                  <w:tcMar>
+                    <w:left w:type="dxa" w:w="0"/>
+                    <w:bottom w:type="dxa" w:w="20"/>
+                    <w:right w:type="dxa" w:w="0"/>
+                  </w:tcMar>
+                  <w:vAlign w:val="bottom"/>
+                </w:tcPr>
+                <w:p>
+                  <w:pPr>
+                    <w:spacing w:after="0" w:before="0"/>
+                  </w:pPr>
+                  <w:r>
+                    <w:rPr>
+                      <w:rFonts w:ascii="Arial" w:cs="Arial" w:eastAsia="Arial" w:hAnsi="Arial"/>
+                      <w:color w:val="5A6B85"/>
+                      <w:sz w:val="21"/>
+                      <w:szCs w:val="21"/>
+                    </w:rPr>
+                    <w:t xml:space="preserve"/>
+                  </w:r>
+                </w:p>
+              </w:tc>
+            </w:tr>
+            <w:tr>
+              <w:trPr>
+                <w:cantSplit/>
+                <w:trHeight w:val="460" w:hRule="exact"/>
+              </w:trPr>
+              <w:tc>
+                <w:tcPr>
+                  <w:tcW w:type="dxa" w:w="10026"/>
+                  <w:tcBorders>
+                    <w:top w:val="none" w:color="FFFFFF" w:sz="0"/>
+                    <w:left w:val="none" w:color="FFFFFF" w:sz="0"/>
+                    <w:bottom w:val="dotted" w:color="9AA8BC" w:sz="6"/>
+                    <w:right w:val="none" w:color="FFFFFF" w:sz="0"/>
+                  </w:tcBorders>
+                  <w:tcMar>
+                    <w:left w:type="dxa" w:w="0"/>
+                    <w:bottom w:type="dxa" w:w="20"/>
+                    <w:right w:type="dxa" w:w="0"/>
+                  </w:tcMar>
+                  <w:vAlign w:val="bottom"/>
+                </w:tcPr>
+                <w:p>
+                  <w:pPr>
+                    <w:spacing w:after="0" w:before="0"/>
+                  </w:pPr>
+                  <w:r>
+                    <w:rPr>
+                      <w:rFonts w:ascii="Arial" w:cs="Arial" w:eastAsia="Arial" w:hAnsi="Arial"/>
+                      <w:color w:val="5A6B85"/>
+                      <w:sz w:val="21"/>
+                      <w:szCs w:val="21"/>
+                    </w:rPr>
+                    <w:t xml:space="preserve"/>
+                  </w:r>
+                </w:p>
+              </w:tc>
+            </w:tr>
+          </w:tbl>
+          <w:p>
+            <w:pPr>
+              <w:keepNext/>
+              <w:spacing w:after="60" w:before="120"/>
+            </w:pPr>
+            <w:r>
+              <w:rPr>
+                <w:rFonts w:ascii="Arial" w:cs="Arial" w:eastAsia="Arial" w:hAnsi="Arial"/>
+                <w:b/>
+                <w:bCs/>
+                <w:sz w:val="21"/>
+                <w:szCs w:val="21"/>
+              </w:rPr>
+              <w:t xml:space="preserve">What does TCP do?</w:t>
+            </w:r>
+          </w:p>
+          <w:tbl>
+            <w:tblPr>
+              <w:tblW w:type="dxa" w:w="10026"/>
+              <w:tblBorders>
+                <w:top w:val="single" w:color="auto" w:sz="4"/>
+                <w:left w:val="single" w:color="auto" w:sz="4"/>
+                <w:bottom w:val="single" w:color="auto" w:sz="4"/>
+                <w:right w:val="single" w:color="auto" w:sz="4"/>
+                <w:insideH w:val="single" w:color="auto" w:sz="4"/>
+                <w:insideV w:val="single" w:color="auto" w:sz="4"/>
+              </w:tblBorders>
+            </w:tblPr>
+            <w:tblGrid>
+              <w:gridCol w:w="10026"/>
+            </w:tblGrid>
+            <w:tr>
+              <w:trPr>
+                <w:cantSplit/>
+                <w:trHeight w:val="460" w:hRule="exact"/>
+              </w:trPr>
+              <w:tc>
+                <w:tcPr>
+                  <w:tcW w:type="dxa" w:w="10026"/>
+                  <w:tcBorders>
+                    <w:top w:val="none" w:color="FFFFFF" w:sz="0"/>
+                    <w:left w:val="none" w:color="FFFFFF" w:sz="0"/>
+                    <w:bottom w:val="dotted" w:color="9AA8BC" w:sz="6"/>
+                    <w:right w:val="none" w:color="FFFFFF" w:sz="0"/>
+                  </w:tcBorders>
+                  <w:tcMar>
+                    <w:left w:type="dxa" w:w="0"/>
+                    <w:bottom w:type="dxa" w:w="20"/>
+                    <w:right w:type="dxa" w:w="0"/>
+                  </w:tcMar>
+                  <w:vAlign w:val="bottom"/>
+                </w:tcPr>
+                <w:p>
+                  <w:pPr>
+                    <w:spacing w:after="0" w:before="0"/>
+                  </w:pPr>
+                  <w:r>
+                    <w:rPr>
+                      <w:rFonts w:ascii="Arial" w:cs="Arial" w:eastAsia="Arial" w:hAnsi="Arial"/>
+                      <w:color w:val="5A6B85"/>
+                      <w:sz w:val="21"/>
+                      <w:szCs w:val="21"/>
+                    </w:rPr>
+                    <w:t xml:space="preserve"/>
+                  </w:r>
+                </w:p>
+              </w:tc>
+            </w:tr>
+            <w:tr>
+              <w:trPr>
+                <w:cantSplit/>
+                <w:trHeight w:val="460" w:hRule="exact"/>
+              </w:trPr>
+              <w:tc>
+                <w:tcPr>
+                  <w:tcW w:type="dxa" w:w="10026"/>
+                  <w:tcBorders>
+                    <w:top w:val="none" w:color="FFFFFF" w:sz="0"/>
+                    <w:left w:val="none" w:color="FFFFFF" w:sz="0"/>
+                    <w:bottom w:val="dotted" w:color="9AA8BC" w:sz="6"/>
+                    <w:right w:val="none" w:color="FFFFFF" w:sz="0"/>
+                  </w:tcBorders>
+                  <w:tcMar>
+                    <w:left w:type="dxa" w:w="0"/>
+                    <w:bottom w:type="dxa" w:w="20"/>
+                    <w:right w:type="dxa" w:w="0"/>
+                  </w:tcMar>
+                  <w:vAlign w:val="bottom"/>
+                </w:tcPr>
+                <w:p>
+                  <w:pPr>
+                    <w:spacing w:after="0" w:before="0"/>
+                  </w:pPr>
+                  <w:r>
+                    <w:rPr>
+                      <w:rFonts w:ascii="Arial" w:cs="Arial" w:eastAsia="Arial" w:hAnsi="Arial"/>
+                      <w:color w:val="5A6B85"/>
+                      <w:sz w:val="21"/>
+                      <w:szCs w:val="21"/>
+                    </w:rPr>
+                    <w:t xml:space="preserve"/>
+                  </w:r>
+                </w:p>
+              </w:tc>
+            </w:tr>
+          </w:tbl>
+          <w:p>
+            <w:pPr>
+              <w:keepNext/>
+              <w:spacing w:after="60" w:before="120"/>
+            </w:pPr>
+            <w:r>
+              <w:rPr>
+                <w:rFonts w:ascii="Arial" w:cs="Arial" w:eastAsia="Arial" w:hAnsi="Arial"/>
+                <w:b/>
+                <w:bCs/>
+                <w:sz w:val="21"/>
+                <w:szCs w:val="21"/>
+              </w:rPr>
+              <w:t xml:space="preserve">What does IP do?</w:t>
             </w:r>
           </w:p>
           <w:tbl>
@@ -3858,7 +5024,7 @@
                 <w:sz w:val="21"/>
                 <w:szCs w:val="21"/>
               </w:rPr>
-              <w:t xml:space="preserve">a)  Explain why standards are needed in computing.  </w:t>
+              <w:t xml:space="preserve">a)  Explain why agreed standards matter when devices from different makers connect.  </w:t>
             </w:r>
             <w:r>
               <w:rPr>
@@ -3867,7 +5033,7 @@
                 <w:sz w:val="21"/>
                 <w:szCs w:val="21"/>
               </w:rPr>
-              <w:t xml:space="preserve">[2]</w:t>
+              <w:t xml:space="preserve">[3]</w:t>
             </w:r>
           </w:p>
           <w:tbl>
@@ -3959,6 +5125,43 @@
                 </w:p>
               </w:tc>
             </w:tr>
+            <w:tr>
+              <w:trPr>
+                <w:cantSplit/>
+                <w:trHeight w:val="460" w:hRule="exact"/>
+              </w:trPr>
+              <w:tc>
+                <w:tcPr>
+                  <w:tcW w:type="dxa" w:w="10026"/>
+                  <w:tcBorders>
+                    <w:top w:val="none" w:color="FFFFFF" w:sz="0"/>
+                    <w:left w:val="none" w:color="FFFFFF" w:sz="0"/>
+                    <w:bottom w:val="dotted" w:color="9AA8BC" w:sz="6"/>
+                    <w:right w:val="none" w:color="FFFFFF" w:sz="0"/>
+                  </w:tcBorders>
+                  <w:tcMar>
+                    <w:left w:type="dxa" w:w="0"/>
+                    <w:bottom w:type="dxa" w:w="20"/>
+                    <w:right w:type="dxa" w:w="0"/>
+                  </w:tcMar>
+                  <w:vAlign w:val="bottom"/>
+                </w:tcPr>
+                <w:p>
+                  <w:pPr>
+                    <w:spacing w:after="0" w:before="0"/>
+                  </w:pPr>
+                  <w:r>
+                    <w:rPr>
+                      <w:rFonts w:ascii="Arial" w:cs="Arial" w:eastAsia="Arial" w:hAnsi="Arial"/>
+                      <w:color w:val="5A6B85"/>
+                      <w:sz w:val="21"/>
+                      <w:szCs w:val="21"/>
+                    </w:rPr>
+                    <w:t xml:space="preserve"/>
+                  </w:r>
+                </w:p>
+              </w:tc>
+            </w:tr>
           </w:tbl>
           <w:p>
             <w:pPr>
@@ -3973,7 +5176,7 @@
                 <w:sz w:val="21"/>
                 <w:szCs w:val="21"/>
               </w:rPr>
-              <w:t xml:space="preserve">b)  State the protocol used to send an email to a mail server.  </w:t>
+              <w:t xml:space="preserve">b)  Name the protocol used to send email to a mail server.  </w:t>
             </w:r>
             <w:r>
               <w:rPr>
@@ -4051,7 +5254,7 @@
                 <w:sz w:val="21"/>
                 <w:szCs w:val="21"/>
               </w:rPr>
-              <w:t xml:space="preserve">c)  Describe the difference between HTTP and HTTPS.  </w:t>
+              <w:t xml:space="preserve">c)  Describe what HTTPS adds to HTTP and why it matters.  </w:t>
             </w:r>
             <w:r>
               <w:rPr>
@@ -4060,7 +5263,7 @@
                 <w:sz w:val="21"/>
                 <w:szCs w:val="21"/>
               </w:rPr>
-              <w:t xml:space="preserve">[2]</w:t>
+              <w:t xml:space="preserve">[3]</w:t>
             </w:r>
           </w:p>
           <w:tbl>
@@ -4152,6 +5355,43 @@
                 </w:p>
               </w:tc>
             </w:tr>
+            <w:tr>
+              <w:trPr>
+                <w:cantSplit/>
+                <w:trHeight w:val="460" w:hRule="exact"/>
+              </w:trPr>
+              <w:tc>
+                <w:tcPr>
+                  <w:tcW w:type="dxa" w:w="10026"/>
+                  <w:tcBorders>
+                    <w:top w:val="none" w:color="FFFFFF" w:sz="0"/>
+                    <w:left w:val="none" w:color="FFFFFF" w:sz="0"/>
+                    <w:bottom w:val="dotted" w:color="9AA8BC" w:sz="6"/>
+                    <w:right w:val="none" w:color="FFFFFF" w:sz="0"/>
+                  </w:tcBorders>
+                  <w:tcMar>
+                    <w:left w:type="dxa" w:w="0"/>
+                    <w:bottom w:type="dxa" w:w="20"/>
+                    <w:right w:type="dxa" w:w="0"/>
+                  </w:tcMar>
+                  <w:vAlign w:val="bottom"/>
+                </w:tcPr>
+                <w:p>
+                  <w:pPr>
+                    <w:spacing w:after="0" w:before="0"/>
+                  </w:pPr>
+                  <w:r>
+                    <w:rPr>
+                      <w:rFonts w:ascii="Arial" w:cs="Arial" w:eastAsia="Arial" w:hAnsi="Arial"/>
+                      <w:color w:val="5A6B85"/>
+                      <w:sz w:val="21"/>
+                      <w:szCs w:val="21"/>
+                    </w:rPr>
+                    <w:t xml:space="preserve"/>
+                  </w:r>
+                </w:p>
+              </w:tc>
+            </w:tr>
           </w:tbl>
           <w:p>
             <w:pPr>
@@ -4166,7 +5406,7 @@
                 <w:sz w:val="21"/>
                 <w:szCs w:val="21"/>
               </w:rPr>
-              <w:t xml:space="preserve">d)  Explain the roles of TCP and IP.  </w:t>
+              <w:t xml:space="preserve">d)  Explain how TCP and IP work together when a web page is requested.  </w:t>
             </w:r>
             <w:r>
               <w:rPr>
